--- a/v1设计方案/05-设计方案.docx
+++ b/v1设计方案/05-设计方案.docx
@@ -464,6 +464,7 @@
         <w:pBdr>
           <w:bottom w:val="single" w:sz="6" w:space="4" w:color="BFD0E8"/>
         </w:pBdr>
+        <w:outlineLvl w:val="0"/>
       </w:pPr>
       <w:r>
         <w:rPr>
@@ -979,6 +980,7 @@
         <w:pBdr>
           <w:bottom w:val="single" w:sz="6" w:space="4" w:color="BFD0E8"/>
         </w:pBdr>
+        <w:outlineLvl w:val="0"/>
       </w:pPr>
       <w:r>
         <w:rPr>
@@ -1681,6 +1683,7 @@
         <w:pBdr>
           <w:bottom w:val="single" w:sz="6" w:space="4" w:color="BFD0E8"/>
         </w:pBdr>
+        <w:outlineLvl w:val="0"/>
       </w:pPr>
       <w:r>
         <w:rPr>
@@ -1697,6 +1700,7 @@
       <w:pPr>
         <w:keepNext/>
         <w:spacing w:before="200" w:after="80"/>
+        <w:outlineLvl w:val="1"/>
       </w:pPr>
       <w:r>
         <w:rPr>
@@ -1745,6 +1749,7 @@
       <w:pPr>
         <w:keepNext/>
         <w:spacing w:before="200" w:after="80"/>
+        <w:outlineLvl w:val="1"/>
       </w:pPr>
       <w:r>
         <w:rPr>
@@ -2269,6 +2274,7 @@
       <w:pPr>
         <w:keepNext/>
         <w:spacing w:before="200" w:after="80"/>
+        <w:outlineLvl w:val="1"/>
       </w:pPr>
       <w:r>
         <w:rPr>
@@ -3175,6 +3181,7 @@
         <w:pBdr>
           <w:bottom w:val="single" w:sz="6" w:space="4" w:color="BFD0E8"/>
         </w:pBdr>
+        <w:outlineLvl w:val="0"/>
       </w:pPr>
       <w:r>
         <w:rPr>
@@ -4300,6 +4307,7 @@
         <w:pBdr>
           <w:bottom w:val="single" w:sz="6" w:space="4" w:color="BFD0E8"/>
         </w:pBdr>
+        <w:outlineLvl w:val="0"/>
       </w:pPr>
       <w:r>
         <w:rPr>
@@ -4414,6 +4422,7 @@
         <w:pBdr>
           <w:bottom w:val="single" w:sz="6" w:space="4" w:color="BFD0E8"/>
         </w:pBdr>
+        <w:outlineLvl w:val="0"/>
       </w:pPr>
       <w:r>
         <w:rPr>
@@ -4502,6 +4511,7 @@
       <w:pPr>
         <w:keepNext/>
         <w:spacing w:before="200" w:after="80"/>
+        <w:outlineLvl w:val="1"/>
       </w:pPr>
       <w:r>
         <w:rPr>
@@ -5124,6 +5134,7 @@
       <w:pPr>
         <w:keepNext/>
         <w:spacing w:before="200" w:after="80"/>
+        <w:outlineLvl w:val="1"/>
       </w:pPr>
       <w:r>
         <w:rPr>
@@ -5713,6 +5724,7 @@
         <w:pBdr>
           <w:bottom w:val="single" w:sz="6" w:space="4" w:color="BFD0E8"/>
         </w:pBdr>
+        <w:outlineLvl w:val="0"/>
       </w:pPr>
       <w:r>
         <w:rPr>
@@ -5729,6 +5741,7 @@
       <w:pPr>
         <w:keepNext/>
         <w:spacing w:before="200" w:after="80"/>
+        <w:outlineLvl w:val="1"/>
       </w:pPr>
       <w:r>
         <w:rPr>
@@ -6477,6 +6490,7 @@
       <w:pPr>
         <w:keepNext/>
         <w:spacing w:before="200" w:after="80"/>
+        <w:outlineLvl w:val="1"/>
       </w:pPr>
       <w:r>
         <w:rPr>
@@ -7787,6 +7801,7 @@
       <w:pPr>
         <w:keepNext/>
         <w:spacing w:before="200" w:after="80"/>
+        <w:outlineLvl w:val="1"/>
       </w:pPr>
       <w:r>
         <w:rPr>
@@ -8409,6 +8424,7 @@
       <w:pPr>
         <w:keepNext/>
         <w:spacing w:before="200" w:after="80"/>
+        <w:outlineLvl w:val="1"/>
       </w:pPr>
       <w:r>
         <w:rPr>
@@ -9181,6 +9197,7 @@
       <w:pPr>
         <w:keepNext/>
         <w:spacing w:before="200" w:after="80"/>
+        <w:outlineLvl w:val="1"/>
       </w:pPr>
       <w:r>
         <w:rPr>
@@ -10100,6 +10117,7 @@
       <w:pPr>
         <w:keepNext/>
         <w:spacing w:before="200" w:after="80"/>
+        <w:outlineLvl w:val="1"/>
       </w:pPr>
       <w:r>
         <w:rPr>
@@ -11080,6 +11098,7 @@
         <w:pBdr>
           <w:bottom w:val="single" w:sz="6" w:space="4" w:color="BFD0E8"/>
         </w:pBdr>
+        <w:outlineLvl w:val="0"/>
       </w:pPr>
       <w:r>
         <w:rPr>
@@ -11096,6 +11115,7 @@
       <w:pPr>
         <w:keepNext/>
         <w:spacing w:before="200" w:after="80"/>
+        <w:outlineLvl w:val="1"/>
       </w:pPr>
       <w:r>
         <w:rPr>
@@ -11128,6 +11148,7 @@
       <w:pPr>
         <w:keepNext/>
         <w:spacing w:before="200" w:after="80"/>
+        <w:outlineLvl w:val="1"/>
       </w:pPr>
       <w:r>
         <w:rPr>
@@ -11652,6 +11673,7 @@
       <w:pPr>
         <w:keepNext/>
         <w:spacing w:before="200" w:after="80"/>
+        <w:outlineLvl w:val="1"/>
       </w:pPr>
       <w:r>
         <w:rPr>
@@ -11684,6 +11706,7 @@
       <w:pPr>
         <w:keepNext/>
         <w:spacing w:before="200" w:after="80"/>
+        <w:outlineLvl w:val="1"/>
       </w:pPr>
       <w:r>
         <w:rPr>
@@ -12367,6 +12390,7 @@
       <w:pPr>
         <w:keepNext/>
         <w:spacing w:before="200" w:after="80"/>
+        <w:outlineLvl w:val="1"/>
       </w:pPr>
       <w:r>
         <w:rPr>
@@ -13203,6 +13227,7 @@
       <w:pPr>
         <w:keepNext/>
         <w:spacing w:before="200" w:after="80"/>
+        <w:outlineLvl w:val="1"/>
       </w:pPr>
       <w:r>
         <w:rPr>
@@ -13235,6 +13260,7 @@
       <w:pPr>
         <w:keepNext/>
         <w:spacing w:before="200" w:after="80"/>
+        <w:outlineLvl w:val="1"/>
       </w:pPr>
       <w:r>
         <w:rPr>
@@ -13647,6 +13673,7 @@
       <w:pPr>
         <w:keepNext/>
         <w:spacing w:before="200" w:after="80"/>
+        <w:outlineLvl w:val="1"/>
       </w:pPr>
       <w:r>
         <w:rPr>
@@ -13687,6 +13714,7 @@
         <w:pBdr>
           <w:bottom w:val="single" w:sz="6" w:space="4" w:color="BFD0E8"/>
         </w:pBdr>
+        <w:outlineLvl w:val="0"/>
       </w:pPr>
       <w:r>
         <w:rPr>
@@ -13703,6 +13731,7 @@
       <w:pPr>
         <w:keepNext/>
         <w:spacing w:before="200" w:after="80"/>
+        <w:outlineLvl w:val="1"/>
       </w:pPr>
       <w:r>
         <w:rPr>
@@ -14565,6 +14594,7 @@
       <w:pPr>
         <w:keepNext/>
         <w:spacing w:before="200" w:after="80"/>
+        <w:outlineLvl w:val="1"/>
       </w:pPr>
       <w:r>
         <w:rPr>
@@ -14597,6 +14627,7 @@
       <w:pPr>
         <w:keepNext/>
         <w:spacing w:before="200" w:after="80"/>
+        <w:outlineLvl w:val="1"/>
       </w:pPr>
       <w:r>
         <w:rPr>
@@ -15222,6 +15253,7 @@
         <w:pBdr>
           <w:bottom w:val="single" w:sz="6" w:space="4" w:color="BFD0E8"/>
         </w:pBdr>
+        <w:outlineLvl w:val="0"/>
       </w:pPr>
       <w:r>
         <w:rPr>
@@ -15959,6 +15991,7 @@
         <w:pBdr>
           <w:bottom w:val="single" w:sz="6" w:space="4" w:color="BFD0E8"/>
         </w:pBdr>
+        <w:outlineLvl w:val="0"/>
       </w:pPr>
       <w:r>
         <w:rPr>
@@ -17252,6 +17285,7 @@
         <w:pBdr>
           <w:bottom w:val="single" w:sz="6" w:space="4" w:color="BFD0E8"/>
         </w:pBdr>
+        <w:outlineLvl w:val="0"/>
       </w:pPr>
       <w:r>
         <w:rPr>
@@ -17909,6 +17943,7 @@
         <w:pBdr>
           <w:bottom w:val="single" w:sz="6" w:space="4" w:color="BFD0E8"/>
         </w:pBdr>
+        <w:outlineLvl w:val="0"/>
       </w:pPr>
       <w:r>
         <w:rPr>
@@ -18868,6 +18903,7 @@
         <w:pBdr>
           <w:bottom w:val="single" w:sz="6" w:space="4" w:color="BFD0E8"/>
         </w:pBdr>
+        <w:outlineLvl w:val="0"/>
       </w:pPr>
       <w:r>
         <w:rPr>
@@ -19369,6 +19405,7 @@
         <w:pBdr>
           <w:bottom w:val="single" w:sz="6" w:space="4" w:color="BFD0E8"/>
         </w:pBdr>
+        <w:outlineLvl w:val="0"/>
       </w:pPr>
       <w:r>
         <w:rPr>
@@ -20890,6 +20927,7 @@
         <w:pBdr>
           <w:bottom w:val="single" w:sz="6" w:space="4" w:color="BFD0E8"/>
         </w:pBdr>
+        <w:outlineLvl w:val="0"/>
       </w:pPr>
       <w:r>
         <w:rPr>
